--- a/anexos/ANEXO_A_Protocolo_PYME.docx
+++ b/anexos/ANEXO_A_Protocolo_PYME.docx
@@ -45,7 +45,7 @@
           <w:color w:val="000000"/>
           <w:sz w:val="21"/>
         </w:rPr>
-        <w:t>Instrucciones de uso: sustituye todo lo que está entre [CORCHETES] por los datos de tu empresa. Léelo entero antes de firmarlo: un protocolo que nadie ha leído es un protocolo que nadie aplicará. La versión editable (Word) se descarga desde el QR.</w:t>
+        <w:t>Instrucciones de uso: sustituye todo lo que está entre [CORCHETES] por los datos de tu empresa. Léelo entero antes de firmarlo: un protocolo que nadie ha leído es un protocolo que nadie aplicará. La plantilla editable está disponible mediante el enlace al repositorio al final del libro.</w:t>
       </w:r>
     </w:p>
     <w:p>
@@ -85,7 +85,7 @@
           <w:color w:val="000000"/>
           <w:sz w:val="21"/>
         </w:rPr>
-        <w:t>El presente protocolo tiene por objeto prevenir estas conductas, establecer un procedimiento interno de actuación ante las denuncias que se presenten y garantizar los derechos de todas las personas implicadas, en cumplimiento del artículo 4.2.e del Estatuto de los Trabajadores, de la Ley 31/1995 de Prevención de Riesgos Laborales, del artículo 48 de la Ley Orgánica 3/2007 y de la Ley 2/2023 en lo que resulte de aplicación.</w:t>
+        <w:t>El presente protocolo tiene por objeto prevenir estas conductas, establecer un procedimiento interno de actuación ante las denuncias que se presenten y garantizar los derechos de todas las personas implicadas, en cumplimiento del artículo 4.2.e del Estatuto de los Trabajadores, de la Ley 31/1995 de Prevención de Riesgos Laborales, de los artículos 7 y 48 de la Ley Orgánica 3/2007 y de la Ley 2/2023 en lo que resulte de aplicación.</w:t>
       </w:r>
     </w:p>
     <w:p>
@@ -525,7 +525,7 @@
           <w:color w:val="000000"/>
           <w:sz w:val="21"/>
         </w:rPr>
-        <w:t xml:space="preserve"> El tratamiento de los datos del expediente se ajustará al RGPD y a la LO 3/2018, con acceso restringido y conservación limitada.</w:t>
+        <w:t xml:space="preserve"> El tratamiento de los datos del expediente se ajustará al RGPD y a la LO 3/2018. El expediente se tramitará en un sistema seguro, con acceso limitado a quienes necesiten conocer los datos para sus funciones, sin copias en carpetas compartidas sin control ni reenvíos por correo personal. Los datos de salud —partes de baja e informes psicológicos— se tratarán con minimización y acceso especialmente restringido. La conservación, supresión o anonimización se determinará conforme a la finalidad y a las obligaciones legales aplicables. Cuando los datos formen parte del Sistema interno de información de la Ley 2/2023, se aplicarán además las reglas específicas de su artículo 32.</w:t>
       </w:r>
     </w:p>
     <w:p>
@@ -651,7 +651,7 @@
           <w:color w:val="000000"/>
           <w:sz w:val="21"/>
         </w:rPr>
-        <w:t xml:space="preserve"> La denuncia podrá presentarse por escrito ante [CANAL/CORREO], directamente a la comisión, o verbalmente ante cualquier mando, quien la documentará por escrito y la remitirá a la comisión en el plazo de 24 horas. Podrá ser anónima.</w:t>
+        <w:t xml:space="preserve"> La comunicación puede presentarse por los medios previstos en el procedimiento interno [ESPECIFICAR]. Si se recibe verbalmente, se documentará con respeto a la confidencialidad y a las garantías de las personas implicadas, conforme al procedimiento aplicable. Comunicaciones anónimas: [SE ADMITEN / NO SE ADMITEN; EXPLICAR CÓMO SE GESTIONAN]. Integración en el Sistema interno de información de la Ley 2/2023: [SÍ / NO; ESPECIFICAR].</w:t>
       </w:r>
     </w:p>
     <w:p>
